--- a/Claude outputs/control_law_reference.docx
+++ b/Claude outputs/control_law_reference.docx
@@ -456,7 +456,7 @@
         <w:rPr>
           <w:vertAlign w:val="superscript"/>
         </w:rPr>
-        <w:t xml:space="preserve">cap/10</w:t>
+        <w:t xml:space="preserve">startup_cap_db/10</w:t>
       </w:r>
       <w:r>
         <w:t xml:space="preserve"> </w:t>
@@ -471,19 +471,10 @@
         <w:t xml:space="preserve">xx</w:t>
       </w:r>
       <w:r>
-        <w:t xml:space="preserve">) / tr(H X H</w:t>
-      </w:r>
-      <w:r>
-        <w:rPr>
-          <w:vertAlign w:val="superscript"/>
-        </w:rPr>
-        <w:t xml:space="preserve">H</w:t>
-      </w:r>
-      <w:r>
-        <w:t xml:space="preserve">))  </w:t>
-      </w:r>
-      <w:r>
-        <w:t xml:space="preserve">startup guard</w:t>
+        <w:t xml:space="preserve">) / tr(X))  </w:t>
+      </w:r>
+      <w:r>
+        <w:t xml:space="preserve">startup guard — see note</w:t>
       </w:r>
       <w:r>
         <w:br/>
@@ -686,19 +677,260 @@
     </w:p>
     <w:p>
       <w:pPr>
+        <w:pStyle w:val="BodyText"/>
+      </w:pPr>
+      <w:r>
+        <w:rPr>
+          <w:bCs/>
+          <w:b/>
+        </w:rPr>
+        <w:t xml:space="preserve">Two different parameters, both called "the cap" in</w:t>
+      </w:r>
+      <w:r>
+        <w:rPr>
+          <w:bCs/>
+          <w:b/>
+        </w:rPr>
+        <w:t xml:space="preserve"> </w:t>
+      </w:r>
+      <w:r>
+        <w:rPr>
+          <w:bCs/>
+          <w:b/>
+        </w:rPr>
+        <w:t xml:space="preserve">places — and the startup one does not match its own docstring</w:t>
+      </w:r>
+      <w:r>
+        <w:t xml:space="preserve"> </w:t>
+      </w:r>
+      <w:r>
+        <w:t xml:space="preserve">startup_test_level_cap_db</w:t>
+      </w:r>
+      <w:r>
+        <w:t xml:space="preserve"> </w:t>
+      </w:r>
+      <w:r>
+        <w:t xml:space="preserve">(position 3) is a</w:t>
+      </w:r>
+      <w:r>
+        <w:t xml:space="preserve"> </w:t>
+      </w:r>
+      <w:r>
+        <w:rPr>
+          <w:iCs/>
+          <w:i/>
+        </w:rPr>
+        <w:t xml:space="preserve">level</w:t>
+      </w:r>
+      <w:r>
+        <w:t xml:space="preserve"> </w:t>
+      </w:r>
+      <w:r>
+        <w:t xml:space="preserve">clamp on the first command.</w:t>
+      </w:r>
+      <w:r>
+        <w:t xml:space="preserve"> </w:t>
+      </w:r>
+      <w:r>
+        <w:t xml:space="preserve">max_drive_coherence</w:t>
+      </w:r>
+      <w:r>
+        <w:t xml:space="preserve"> </w:t>
+      </w:r>
+      <w:r>
+        <w:t xml:space="preserve">(position 2) is the</w:t>
+      </w:r>
+      <w:r>
+        <w:t xml:space="preserve"> </w:t>
+      </w:r>
+      <w:r>
+        <w:rPr>
+          <w:iCs/>
+          <w:i/>
+        </w:rPr>
+        <w:t xml:space="preserve">drive-coherence</w:t>
+      </w:r>
+      <w:r>
+        <w:t xml:space="preserve"> </w:t>
+      </w:r>
+      <w:r>
+        <w:t xml:space="preserve">cap. They are unrelated; only the second is what</w:t>
+      </w:r>
+      <w:r>
+        <w:t xml:space="preserve"> </w:t>
+      </w:r>
+      <w:r>
+        <w:t xml:space="preserve">section 7 is about.</w:t>
+      </w:r>
+      <w:r>
+        <w:br/>
+      </w:r>
+      <w:r>
+        <w:br/>
+      </w:r>
+      <w:r>
+        <w:t xml:space="preserve">The docstring says the startup clamp bounds the</w:t>
+      </w:r>
+      <w:r>
+        <w:t xml:space="preserve"> </w:t>
+      </w:r>
+      <w:r>
+        <w:rPr>
+          <w:iCs/>
+          <w:i/>
+        </w:rPr>
+        <w:t xml:space="preserve">predicted response</w:t>
+      </w:r>
+      <w:r>
+        <w:t xml:space="preserve"> </w:t>
+      </w:r>
+      <w:r>
+        <w:t xml:space="preserve">relative to the specification, which needs</w:t>
+      </w:r>
+      <w:r>
+        <w:t xml:space="preserve"> </w:t>
+      </w:r>
+      <w:r>
+        <w:t xml:space="preserve">tr(H X H</w:t>
+      </w:r>
+      <w:r>
+        <w:rPr>
+          <w:vertAlign w:val="superscript"/>
+        </w:rPr>
+        <w:t xml:space="preserve">H</w:t>
+      </w:r>
+      <w:r>
+        <w:t xml:space="preserve">) / tr(G</w:t>
+      </w:r>
+      <w:r>
+        <w:rPr>
+          <w:vertAlign w:val="subscript"/>
+        </w:rPr>
+        <w:t xml:space="preserve">xx</w:t>
+      </w:r>
+      <w:r>
+        <w:t xml:space="preserve">) — dimensionless, so −9 dB</w:t>
+      </w:r>
+      <w:r>
+        <w:t xml:space="preserve"> </w:t>
+      </w:r>
+      <w:r>
+        <w:t xml:space="preserve">means 9 dB below spec. The code instead forms</w:t>
+      </w:r>
+      <w:r>
+        <w:t xml:space="preserve"> </w:t>
+      </w:r>
+      <w:r>
+        <w:t xml:space="preserve">tr(G</w:t>
+      </w:r>
+      <w:r>
+        <w:rPr>
+          <w:vertAlign w:val="subscript"/>
+        </w:rPr>
+        <w:t xml:space="preserve">xx</w:t>
+      </w:r>
+      <w:r>
+        <w:t xml:space="preserve">) / tr(X), comparing response power against</w:t>
+      </w:r>
+      <w:r>
+        <w:t xml:space="preserve"> </w:t>
+      </w:r>
+      <w:r>
+        <w:rPr>
+          <w:iCs/>
+          <w:i/>
+        </w:rPr>
+        <w:t xml:space="preserve">drive</w:t>
+      </w:r>
+      <w:r>
+        <w:t xml:space="preserve"> </w:t>
+      </w:r>
+      <w:r>
+        <w:t xml:space="preserve">power in V². Measured on run 01's identification: the raw solve sits</w:t>
+      </w:r>
+      <w:r>
+        <w:t xml:space="preserve"> </w:t>
+      </w:r>
+      <w:r>
+        <w:t xml:space="preserve">−2.04 dB re spec, the clamp as coded takes it to a median</w:t>
+      </w:r>
+      <w:r>
+        <w:t xml:space="preserve"> </w:t>
+      </w:r>
+      <w:r>
+        <w:rPr>
+          <w:bCs/>
+          <w:b/>
+        </w:rPr>
+        <w:t xml:space="preserve">−18.88 dB</w:t>
+      </w:r>
+      <w:r>
+        <w:t xml:space="preserve">, the clamp as documented would take it to</w:t>
+      </w:r>
+      <w:r>
+        <w:t xml:space="preserve"> </w:t>
+      </w:r>
+      <w:r>
+        <w:t xml:space="preserve">exactly −9.00 dB. So the guard is roughly 10 dB more aggressive than</w:t>
+      </w:r>
+      <w:r>
+        <w:t xml:space="preserve"> </w:t>
+      </w:r>
+      <w:r>
+        <w:t xml:space="preserve">intended, and because the ratio carries units of (response/volt)² its severity</w:t>
+      </w:r>
+      <w:r>
+        <w:t xml:space="preserve"> </w:t>
+      </w:r>
+      <w:r>
+        <w:t xml:space="preserve">depends on the plant gain and on the response channels' units — changing them</w:t>
+      </w:r>
+      <w:r>
+        <w:t xml:space="preserve"> </w:t>
+      </w:r>
+      <w:r>
+        <w:t xml:space="preserve">from m/s² to g would tighten it by a further ~20 dB. The documented form is</w:t>
+      </w:r>
+      <w:r>
+        <w:t xml:space="preserve"> </w:t>
+      </w:r>
+      <w:r>
+        <w:t xml:space="preserve">invariant to both.</w:t>
+      </w:r>
+      <w:r>
+        <w:t xml:space="preserve"> </w:t>
+      </w:r>
+      <w:r>
+        <w:t xml:space="preserve">buzz_control</w:t>
+      </w:r>
+      <w:r>
+        <w:t xml:space="preserve"> </w:t>
+      </w:r>
+      <w:r>
+        <w:t xml:space="preserve">has the identical</w:t>
+      </w:r>
+      <w:r>
+        <w:t xml:space="preserve"> </w:t>
+      </w:r>
+      <w:r>
+        <w:t xml:space="preserve">construction. Startup-only, so the integrator recovers; open for review.</w:t>
+      </w:r>
+    </w:p>
+    <w:p>
+      <w:pPr>
         <w:pStyle w:val="CaptionedFigure"/>
       </w:pPr>
       <w:r>
         <w:drawing>
           <wp:inline>
-            <wp:extent cx="5334000" cy="11305988"/>
+            <wp:extent cx="5334000" cy="10172491"/>
             <wp:effectExtent b="0" l="0" r="0" t="0"/>
             <wp:docPr descr="match_trace_pseudoinverse. The only per-cycle computation is one scalar per frequency line." title="" id="22" name="Picture"/>
             <a:graphic>
               <a:graphicData uri="http://schemas.openxmlformats.org/drawingml/2006/picture">
                 <pic:pic>
                   <pic:nvPicPr>
-                    <pic:cNvPr descr="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" id="23" name="Picture"/>
+                    <pic:cNvPr descr="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" id="23" name="Picture"/>
                     <pic:cNvPicPr>
                       <a:picLocks noChangeArrowheads="1" noChangeAspect="1"/>
                     </pic:cNvPicPr>
@@ -712,7 +944,7 @@
                   <pic:spPr bwMode="auto">
                     <a:xfrm>
                       <a:off x="0" y="0"/>
-                      <a:ext cx="5334000" cy="11305988"/>
+                      <a:ext cx="5334000" cy="10172491"/>
                     </a:xfrm>
                     <a:prstGeom prst="rect">
                       <a:avLst/>
@@ -4780,7 +5012,7 @@
         <w:rPr>
           <w:vertAlign w:val="superscript"/>
         </w:rPr>
-        <w:t xml:space="preserve">cap/10</w:t>
+        <w:t xml:space="preserve">startup_cap_db/10</w:t>
       </w:r>
       <w:r>
         <w:t xml:space="preserve"> </w:t>
@@ -4795,16 +5027,7 @@
         <w:t xml:space="preserve">xx</w:t>
       </w:r>
       <w:r>
-        <w:t xml:space="preserve">) / tr(H X H</w:t>
-      </w:r>
-      <w:r>
-        <w:rPr>
-          <w:vertAlign w:val="superscript"/>
-        </w:rPr>
-        <w:t xml:space="preserve">H</w:t>
-      </w:r>
-      <w:r>
-        <w:t xml:space="preserve">)) · X</w:t>
+        <w:t xml:space="preserve">) / tr(X)) · X</w:t>
       </w:r>
       <w:r>
         <w:br/>
@@ -5025,14 +5248,14 @@
       <w:r>
         <w:drawing>
           <wp:inline>
-            <wp:extent cx="5334000" cy="7980589"/>
+            <wp:extent cx="5334000" cy="8116660"/>
             <wp:effectExtent b="0" l="0" r="0" t="0"/>
             <wp:docPr descr="buzz_control. The substitution happens before the solve; everything after it is pseudoinverse_control." title="" id="54" name="Picture"/>
             <a:graphic>
               <a:graphicData uri="http://schemas.openxmlformats.org/drawingml/2006/picture">
                 <pic:pic>
                   <pic:nvPicPr>
-                    <pic:cNvPr descr="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" id="55" name="Picture"/>
+                    <pic:cNvPr descr="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" id="55" name="Picture"/>
                     <pic:cNvPicPr>
                       <a:picLocks noChangeArrowheads="1" noChangeAspect="1"/>
                     </pic:cNvPicPr>
@@ -5046,7 +5269,7 @@
                   <pic:spPr bwMode="auto">
                     <a:xfrm>
                       <a:off x="0" y="0"/>
-                      <a:ext cx="5334000" cy="7980589"/>
+                      <a:ext cx="5334000" cy="8116660"/>
                     </a:xfrm>
                     <a:prstGeom prst="rect">
                       <a:avLst/>

--- a/Claude outputs/control_law_reference.docx
+++ b/Claude outputs/control_law_reference.docx
@@ -923,7 +923,7 @@
       <w:r>
         <w:drawing>
           <wp:inline>
-            <wp:extent cx="5334000" cy="10172491"/>
+            <wp:extent cx="3924300" cy="7484047"/>
             <wp:effectExtent b="0" l="0" r="0" t="0"/>
             <wp:docPr descr="match_trace_pseudoinverse. The only per-cycle computation is one scalar per frequency line." title="" id="22" name="Picture"/>
             <a:graphic>
@@ -944,7 +944,7 @@
                   <pic:spPr bwMode="auto">
                     <a:xfrm>
                       <a:off x="0" y="0"/>
-                      <a:ext cx="5334000" cy="10172491"/>
+                      <a:ext cx="3924300" cy="7484047"/>
                     </a:xfrm>
                     <a:prstGeom prst="rect">
                       <a:avLst/>
@@ -2403,7 +2403,7 @@
       <w:r>
         <w:drawing>
           <wp:inline>
-            <wp:extent cx="5334000" cy="10276597"/>
+            <wp:extent cx="3886200" cy="7487235"/>
             <wp:effectExtent b="0" l="0" r="0" t="0"/>
             <wp:docPr descr="optimal_diagonal_control_fast. The branch at the top is the whole law; everything else is inherited." title="" id="35" name="Picture"/>
             <a:graphic>
@@ -2424,7 +2424,7 @@
                   <pic:spPr bwMode="auto">
                     <a:xfrm>
                       <a:off x="0" y="0"/>
-                      <a:ext cx="5334000" cy="10276597"/>
+                      <a:ext cx="3886200" cy="7487235"/>
                     </a:xfrm>
                     <a:prstGeom prst="rect">
                       <a:avLst/>
@@ -3053,7 +3053,7 @@
       <w:r>
         <w:drawing>
           <wp:inline>
-            <wp:extent cx="5334000" cy="11483635"/>
+            <wp:extent cx="3476625" cy="7484869"/>
             <wp:effectExtent b="0" l="0" r="0" t="0"/>
             <wp:docPr descr="match_diagonal_congruence. The congruence step is what guarantees validity; the Gauss-Newton step only chooses how far to move." title="" id="41" name="Picture"/>
             <a:graphic>
@@ -3074,7 +3074,7 @@
                   <pic:spPr bwMode="auto">
                     <a:xfrm>
                       <a:off x="0" y="0"/>
-                      <a:ext cx="5334000" cy="11483635"/>
+                      <a:ext cx="3476625" cy="7484869"/>
                     </a:xfrm>
                     <a:prstGeom prst="rect">
                       <a:avLst/>
@@ -5248,7 +5248,7 @@
       <w:r>
         <w:drawing>
           <wp:inline>
-            <wp:extent cx="5334000" cy="8116660"/>
+            <wp:extent cx="4924425" cy="7493417"/>
             <wp:effectExtent b="0" l="0" r="0" t="0"/>
             <wp:docPr descr="buzz_control. The substitution happens before the solve; everything after it is pseudoinverse_control." title="" id="54" name="Picture"/>
             <a:graphic>
@@ -5269,7 +5269,7 @@
                   <pic:spPr bwMode="auto">
                     <a:xfrm>
                       <a:off x="0" y="0"/>
-                      <a:ext cx="5334000" cy="8116660"/>
+                      <a:ext cx="4924425" cy="7493417"/>
                     </a:xfrm>
                     <a:prstGeom prst="rect">
                       <a:avLst/>
@@ -7271,7 +7271,7 @@
       <w:r>
         <w:drawing>
           <wp:inline>
-            <wp:extent cx="5334000" cy="13893661"/>
+            <wp:extent cx="2876550" cy="7492653"/>
             <wp:effectExtent b="0" l="0" r="0" t="0"/>
             <wp:docPr descr="achievable_response. The output is a bound, not a command — but it is what makes " title="" id="63" name="Picture"/>
             <a:graphic>
@@ -7292,7 +7292,7 @@
                   <pic:spPr bwMode="auto">
                     <a:xfrm>
                       <a:off x="0" y="0"/>
-                      <a:ext cx="5334000" cy="13893661"/>
+                      <a:ext cx="2876550" cy="7492653"/>
                     </a:xfrm>
                     <a:prstGeom prst="rect">
                       <a:avLst/>
